--- a/app/templates/prada/AMARILLO.docx
+++ b/app/templates/prada/AMARILLO.docx
@@ -808,7 +808,33 @@
           <w:szCs w:val="22"/>
           <w:lang w:val="es-PE" w:eastAsia="es-PE" w:bidi="ar-SA"/>
         </w:rPr>
-        <w:t>«COMPRADOR»</w:t>
+        <w:t>«</w:t>
+      </w:r>
+      <w:r>
+        <w:rPr>
+          <w:rFonts w:ascii="Gadugi" w:eastAsia="Times New Roman" w:hAnsi="Gadugi" w:cs="Times New Roman"/>
+          <w:b/>
+          <w:bCs/>
+          <w:color w:val="auto"/>
+          <w:kern w:val="0"/>
+          <w:sz w:val="22"/>
+          <w:szCs w:val="22"/>
+          <w:lang w:val="es-PE" w:eastAsia="es-PE" w:bidi="ar-SA"/>
+        </w:rPr>
+        <w:t>P_COMPRADOR</w:t>
+      </w:r>
+      <w:r>
+        <w:rPr>
+          <w:rFonts w:ascii="Gadugi" w:eastAsia="Times New Roman" w:hAnsi="Gadugi" w:cs="Times New Roman"/>
+          <w:b/>
+          <w:bCs/>
+          <w:color w:val="auto"/>
+          <w:kern w:val="0"/>
+          <w:sz w:val="22"/>
+          <w:szCs w:val="22"/>
+          <w:lang w:val="es-PE" w:eastAsia="es-PE" w:bidi="ar-SA"/>
+        </w:rPr>
+        <w:t>»</w:t>
       </w:r>
       <w:bookmarkEnd w:id="0"/>
       <w:r>
@@ -1244,7 +1270,33 @@
           <w:szCs w:val="22"/>
           <w:lang w:val="es-PE" w:eastAsia="es-PE" w:bidi="ar-SA"/>
         </w:rPr>
-        <w:t>«COMPRADOR»</w:t>
+        <w:t>«</w:t>
+      </w:r>
+      <w:r>
+        <w:rPr>
+          <w:rFonts w:ascii="Gadugi" w:eastAsia="Times New Roman" w:hAnsi="Gadugi" w:cs="Times New Roman"/>
+          <w:b/>
+          <w:bCs/>
+          <w:color w:val="auto"/>
+          <w:kern w:val="0"/>
+          <w:sz w:val="22"/>
+          <w:szCs w:val="22"/>
+          <w:lang w:val="es-PE" w:eastAsia="es-PE" w:bidi="ar-SA"/>
+        </w:rPr>
+        <w:t>P_COMPRADOR</w:t>
+      </w:r>
+      <w:r>
+        <w:rPr>
+          <w:rFonts w:ascii="Gadugi" w:eastAsia="Times New Roman" w:hAnsi="Gadugi" w:cs="Times New Roman"/>
+          <w:b/>
+          <w:bCs/>
+          <w:color w:val="auto"/>
+          <w:kern w:val="0"/>
+          <w:sz w:val="22"/>
+          <w:szCs w:val="22"/>
+          <w:lang w:val="es-PE" w:eastAsia="es-PE" w:bidi="ar-SA"/>
+        </w:rPr>
+        <w:t>»</w:t>
       </w:r>
       <w:r>
         <w:rPr>
@@ -1268,7 +1320,98 @@
           <w:szCs w:val="22"/>
           <w:lang w:val="es-PE" w:eastAsia="es-PE" w:bidi="ar-SA"/>
         </w:rPr>
-        <w:t>0.45 % (CERO PUNTO CUARENTA Y CINCO POR CIENTO) DE ACCIONES Y DERECHOS</w:t>
+        <w:t>«</w:t>
+      </w:r>
+      <w:r>
+        <w:rPr>
+          <w:rFonts w:ascii="Gadugi" w:eastAsia="Times New Roman" w:hAnsi="Gadugi" w:cs="Times New Roman"/>
+          <w:b/>
+          <w:bCs/>
+          <w:color w:val="auto"/>
+          <w:kern w:val="0"/>
+          <w:sz w:val="22"/>
+          <w:szCs w:val="22"/>
+          <w:lang w:val="es-PE" w:eastAsia="es-PE" w:bidi="ar-SA"/>
+        </w:rPr>
+        <w:t>PORCENTAJE</w:t>
+      </w:r>
+      <w:r>
+        <w:rPr>
+          <w:rFonts w:ascii="Gadugi" w:eastAsia="Times New Roman" w:hAnsi="Gadugi" w:cs="Times New Roman"/>
+          <w:b/>
+          <w:bCs/>
+          <w:color w:val="auto"/>
+          <w:kern w:val="0"/>
+          <w:sz w:val="22"/>
+          <w:szCs w:val="22"/>
+          <w:lang w:val="es-PE" w:eastAsia="es-PE" w:bidi="ar-SA"/>
+        </w:rPr>
+        <w:t>»</w:t>
+      </w:r>
+      <w:r>
+        <w:rPr>
+          <w:rFonts w:ascii="Gadugi" w:eastAsia="Times New Roman" w:hAnsi="Gadugi" w:cs="Times New Roman"/>
+          <w:b/>
+          <w:bCs/>
+          <w:color w:val="auto"/>
+          <w:kern w:val="0"/>
+          <w:sz w:val="22"/>
+          <w:szCs w:val="22"/>
+          <w:lang w:val="es-PE" w:eastAsia="es-PE" w:bidi="ar-SA"/>
+        </w:rPr>
+        <w:t xml:space="preserve"> % (</w:t>
+      </w:r>
+      <w:r>
+        <w:rPr>
+          <w:rFonts w:ascii="Gadugi" w:eastAsia="Times New Roman" w:hAnsi="Gadugi" w:cs="Times New Roman"/>
+          <w:b/>
+          <w:bCs/>
+          <w:color w:val="auto"/>
+          <w:kern w:val="0"/>
+          <w:sz w:val="22"/>
+          <w:szCs w:val="22"/>
+          <w:lang w:val="es-PE" w:eastAsia="es-PE" w:bidi="ar-SA"/>
+        </w:rPr>
+        <w:t>«</w:t>
+      </w:r>
+      <w:r>
+        <w:rPr>
+          <w:rFonts w:ascii="Gadugi" w:eastAsia="Times New Roman" w:hAnsi="Gadugi" w:cs="Times New Roman"/>
+          <w:b/>
+          <w:bCs/>
+          <w:color w:val="auto"/>
+          <w:kern w:val="0"/>
+          <w:sz w:val="22"/>
+          <w:szCs w:val="22"/>
+          <w:lang w:val="es-PE" w:eastAsia="es-PE" w:bidi="ar-SA"/>
+        </w:rPr>
+        <w:t>PORCENTAJE_TEXTO</w:t>
+      </w:r>
+      <w:r>
+        <w:rPr>
+          <w:rFonts w:ascii="Gadugi" w:eastAsia="Times New Roman" w:hAnsi="Gadugi" w:cs="Times New Roman"/>
+          <w:b/>
+          <w:bCs/>
+          <w:color w:val="auto"/>
+          <w:kern w:val="0"/>
+          <w:sz w:val="22"/>
+          <w:szCs w:val="22"/>
+          <w:lang w:val="es-PE" w:eastAsia="es-PE" w:bidi="ar-SA"/>
+        </w:rPr>
+        <w:t>»</w:t>
+      </w:r>
+      <w:r>
+        <w:rPr>
+          <w:rFonts w:ascii="Gadugi" w:eastAsia="Times New Roman" w:hAnsi="Gadugi" w:cs="Times New Roman"/>
+          <w:b/>
+          <w:bCs/>
+          <w:color w:val="auto"/>
+          <w:kern w:val="0"/>
+          <w:sz w:val="22"/>
+          <w:szCs w:val="22"/>
+          <w:lang w:val="es-PE" w:eastAsia="es-PE" w:bidi="ar-SA"/>
+        </w:rPr>
+        <w:t>) DE ACCIONES Y DERECHOS</w:t>
       </w:r>
       <w:r>
         <w:rPr>
@@ -1613,7 +1756,23 @@
           <w:sz w:val="22"/>
           <w:szCs w:val="22"/>
         </w:rPr>
-        <w:t>LA PROMITENTE COMPRADORA</w:t>
+        <w:t xml:space="preserve">LA PROMITENTE </w:t>
+      </w:r>
+      <w:r>
+        <w:rPr>
+          <w:rFonts w:ascii="Gadugi" w:hAnsi="Gadugi"/>
+          <w:sz w:val="22"/>
+          <w:szCs w:val="22"/>
+        </w:rPr>
+        <w:t>P_COMPRADOR</w:t>
+      </w:r>
+      <w:r>
+        <w:rPr>
+          <w:rFonts w:ascii="Gadugi" w:hAnsi="Gadugi"/>
+          <w:sz w:val="22"/>
+          <w:szCs w:val="22"/>
+        </w:rPr>
+        <w:t>A</w:t>
       </w:r>
       <w:r>
         <w:rPr>
@@ -1727,7 +1886,23 @@
           <w:sz w:val="22"/>
           <w:szCs w:val="22"/>
         </w:rPr>
-        <w:t>LA PROMITENTE COMPRADORA</w:t>
+        <w:t xml:space="preserve">LA PROMITENTE </w:t>
+      </w:r>
+      <w:r>
+        <w:rPr>
+          <w:rFonts w:ascii="Gadugi" w:hAnsi="Gadugi"/>
+          <w:sz w:val="22"/>
+          <w:szCs w:val="22"/>
+        </w:rPr>
+        <w:t>P_COMPRADOR</w:t>
+      </w:r>
+      <w:r>
+        <w:rPr>
+          <w:rFonts w:ascii="Gadugi" w:hAnsi="Gadugi"/>
+          <w:sz w:val="22"/>
+          <w:szCs w:val="22"/>
+        </w:rPr>
+        <w:t>A</w:t>
       </w:r>
       <w:r>
         <w:rPr>
@@ -1831,7 +2006,23 @@
           <w:sz w:val="22"/>
           <w:szCs w:val="22"/>
         </w:rPr>
-        <w:t>LA PROMITENTE COMPRADORA</w:t>
+        <w:t xml:space="preserve">LA PROMITENTE </w:t>
+      </w:r>
+      <w:r>
+        <w:rPr>
+          <w:rFonts w:ascii="Gadugi" w:hAnsi="Gadugi"/>
+          <w:sz w:val="22"/>
+          <w:szCs w:val="22"/>
+        </w:rPr>
+        <w:t>P_COMPRADOR</w:t>
+      </w:r>
+      <w:r>
+        <w:rPr>
+          <w:rFonts w:ascii="Gadugi" w:hAnsi="Gadugi"/>
+          <w:sz w:val="22"/>
+          <w:szCs w:val="22"/>
+        </w:rPr>
+        <w:t>A</w:t>
       </w:r>
       <w:r>
         <w:rPr>
@@ -5050,7 +5241,33 @@
           <w:szCs w:val="22"/>
           <w:lang w:val="es-PE" w:eastAsia="es-PE" w:bidi="ar-SA"/>
         </w:rPr>
-        <w:t>«COMPRADOR»</w:t>
+        <w:t>«</w:t>
+      </w:r>
+      <w:r>
+        <w:rPr>
+          <w:rFonts w:ascii="Gadugi" w:eastAsia="Times New Roman" w:hAnsi="Gadugi" w:cs="Times New Roman"/>
+          <w:b/>
+          <w:bCs/>
+          <w:color w:val="auto"/>
+          <w:kern w:val="0"/>
+          <w:sz w:val="22"/>
+          <w:szCs w:val="22"/>
+          <w:lang w:val="es-PE" w:eastAsia="es-PE" w:bidi="ar-SA"/>
+        </w:rPr>
+        <w:t>P_COMPRADOR</w:t>
+      </w:r>
+      <w:r>
+        <w:rPr>
+          <w:rFonts w:ascii="Gadugi" w:eastAsia="Times New Roman" w:hAnsi="Gadugi" w:cs="Times New Roman"/>
+          <w:b/>
+          <w:bCs/>
+          <w:color w:val="auto"/>
+          <w:kern w:val="0"/>
+          <w:sz w:val="22"/>
+          <w:szCs w:val="22"/>
+          <w:lang w:val="es-PE" w:eastAsia="es-PE" w:bidi="ar-SA"/>
+        </w:rPr>
+        <w:t>»</w:t>
       </w:r>
       <w:r>
         <w:rPr>
@@ -5199,7 +5416,29 @@
           <w:szCs w:val="22"/>
           <w:lang w:val="es-PE" w:eastAsia="es-PE" w:bidi="ar-SA"/>
         </w:rPr>
-        <w:t>«COMPRADOR»</w:t>
+        <w:t>«</w:t>
+      </w:r>
+      <w:r>
+        <w:rPr>
+          <w:rFonts w:ascii="Gadugi" w:eastAsia="Times New Roman" w:hAnsi="Gadugi" w:cs="Times New Roman"/>
+          <w:color w:val="auto"/>
+          <w:kern w:val="0"/>
+          <w:sz w:val="22"/>
+          <w:szCs w:val="22"/>
+          <w:lang w:val="es-PE" w:eastAsia="es-PE" w:bidi="ar-SA"/>
+        </w:rPr>
+        <w:t>P_COMPRADOR</w:t>
+      </w:r>
+      <w:r>
+        <w:rPr>
+          <w:rFonts w:ascii="Gadugi" w:eastAsia="Times New Roman" w:hAnsi="Gadugi" w:cs="Times New Roman"/>
+          <w:color w:val="auto"/>
+          <w:kern w:val="0"/>
+          <w:sz w:val="22"/>
+          <w:szCs w:val="22"/>
+          <w:lang w:val="es-PE" w:eastAsia="es-PE" w:bidi="ar-SA"/>
+        </w:rPr>
+        <w:t>»</w:t>
       </w:r>
       <w:r>
         <w:rPr>
@@ -5303,7 +5542,33 @@
           <w:szCs w:val="22"/>
           <w:lang w:val="es-PE" w:eastAsia="es-PE" w:bidi="ar-SA"/>
         </w:rPr>
-        <w:t>«COMPRADOR»</w:t>
+        <w:t>«</w:t>
+      </w:r>
+      <w:r>
+        <w:rPr>
+          <w:rFonts w:ascii="Gadugi" w:eastAsia="Times New Roman" w:hAnsi="Gadugi" w:cs="Times New Roman"/>
+          <w:b/>
+          <w:bCs/>
+          <w:color w:val="auto"/>
+          <w:kern w:val="0"/>
+          <w:sz w:val="22"/>
+          <w:szCs w:val="22"/>
+          <w:lang w:val="es-PE" w:eastAsia="es-PE" w:bidi="ar-SA"/>
+        </w:rPr>
+        <w:t>P_COMPRADOR</w:t>
+      </w:r>
+      <w:r>
+        <w:rPr>
+          <w:rFonts w:ascii="Gadugi" w:eastAsia="Times New Roman" w:hAnsi="Gadugi" w:cs="Times New Roman"/>
+          <w:b/>
+          <w:bCs/>
+          <w:color w:val="auto"/>
+          <w:kern w:val="0"/>
+          <w:sz w:val="22"/>
+          <w:szCs w:val="22"/>
+          <w:lang w:val="es-PE" w:eastAsia="es-PE" w:bidi="ar-SA"/>
+        </w:rPr>
+        <w:t>»</w:t>
       </w:r>
       <w:r>
         <w:rPr>
@@ -5493,7 +5758,29 @@
           <w:szCs w:val="22"/>
           <w:lang w:val="es-PE" w:eastAsia="es-PE" w:bidi="ar-SA"/>
         </w:rPr>
-        <w:t>«COMPRADOR»</w:t>
+        <w:t>«</w:t>
+      </w:r>
+      <w:r>
+        <w:rPr>
+          <w:rFonts w:ascii="Gadugi" w:eastAsia="Times New Roman" w:hAnsi="Gadugi" w:cs="Times New Roman"/>
+          <w:color w:val="auto"/>
+          <w:kern w:val="0"/>
+          <w:sz w:val="22"/>
+          <w:szCs w:val="22"/>
+          <w:lang w:val="es-PE" w:eastAsia="es-PE" w:bidi="ar-SA"/>
+        </w:rPr>
+        <w:t>P_COMPRADOR</w:t>
+      </w:r>
+      <w:r>
+        <w:rPr>
+          <w:rFonts w:ascii="Gadugi" w:eastAsia="Times New Roman" w:hAnsi="Gadugi" w:cs="Times New Roman"/>
+          <w:color w:val="auto"/>
+          <w:kern w:val="0"/>
+          <w:sz w:val="22"/>
+          <w:szCs w:val="22"/>
+          <w:lang w:val="es-PE" w:eastAsia="es-PE" w:bidi="ar-SA"/>
+        </w:rPr>
+        <w:t>»</w:t>
       </w:r>
       <w:r>
         <w:rPr>

--- a/app/templates/prada/AMARILLO.docx
+++ b/app/templates/prada/AMARILLO.docx
@@ -118,6 +118,7 @@
         </w:rPr>
         <w:t xml:space="preserve">, IDENTIFICADA CON RUC </w:t>
       </w:r>
+      <w:proofErr w:type="spellStart"/>
       <w:r>
         <w:rPr>
           <w:rFonts w:ascii="Gadugi" w:eastAsia="Times New Roman" w:hAnsi="Gadugi" w:cs="Times New Roman"/>
@@ -129,6 +130,7 @@
         </w:rPr>
         <w:t>N°</w:t>
       </w:r>
+      <w:proofErr w:type="spellEnd"/>
       <w:r>
         <w:rPr>
           <w:rFonts w:ascii="Gadugi" w:eastAsia="Times New Roman" w:hAnsi="Gadugi" w:cs="Times New Roman"/>
@@ -140,6 +142,7 @@
         </w:rPr>
         <w:t xml:space="preserve"> 20615566765, CON DOMICILIO EN JR. SIMÓN BOLÍVAR </w:t>
       </w:r>
+      <w:proofErr w:type="spellStart"/>
       <w:r>
         <w:rPr>
           <w:rFonts w:ascii="Gadugi" w:eastAsia="Times New Roman" w:hAnsi="Gadugi" w:cs="Times New Roman"/>
@@ -151,6 +154,7 @@
         </w:rPr>
         <w:t>N°</w:t>
       </w:r>
+      <w:proofErr w:type="spellEnd"/>
       <w:r>
         <w:rPr>
           <w:rFonts w:ascii="Gadugi" w:eastAsia="Times New Roman" w:hAnsi="Gadugi" w:cs="Times New Roman"/>
@@ -257,6 +261,7 @@
         </w:rPr>
         <w:t xml:space="preserve">, IDENTIFICADO CON DOCUMENTO NACIONAL DE IDENTIDAD </w:t>
       </w:r>
+      <w:proofErr w:type="spellStart"/>
       <w:r>
         <w:rPr>
           <w:rStyle w:val="Fuentedeprrafopredeter2"/>
@@ -269,6 +274,7 @@
         </w:rPr>
         <w:t>N°</w:t>
       </w:r>
+      <w:proofErr w:type="spellEnd"/>
       <w:r>
         <w:rPr>
           <w:rStyle w:val="Fuentedeprrafopredeter2"/>
@@ -328,6 +334,7 @@
         </w:rPr>
         <w:t xml:space="preserve">JR. SIMÓN BOLÍVAR </w:t>
       </w:r>
+      <w:proofErr w:type="spellStart"/>
       <w:r>
         <w:rPr>
           <w:rFonts w:ascii="Gadugi" w:eastAsia="Times New Roman" w:hAnsi="Gadugi" w:cs="Times New Roman"/>
@@ -339,6 +346,7 @@
         </w:rPr>
         <w:t>N°</w:t>
       </w:r>
+      <w:proofErr w:type="spellEnd"/>
       <w:r>
         <w:rPr>
           <w:rFonts w:ascii="Gadugi" w:eastAsia="Times New Roman" w:hAnsi="Gadugi" w:cs="Times New Roman"/>
@@ -462,6 +470,7 @@
         </w:rPr>
         <w:t xml:space="preserve">, DE NACIONALIDAD PERUANA, IDENTIFICADO CON DOCUMENTO NACIONAL DE IDENTIDAD NUMERO 18196310, QUIEN DECLARA SER DE ESTADO CIVIL CASADO, DE PROFESION U OCUPACION EMPRESARIO, CON DOMICILIO EN LA CALLE LEONARDO DA VINCI </w:t>
       </w:r>
+      <w:proofErr w:type="spellStart"/>
       <w:r>
         <w:rPr>
           <w:rStyle w:val="Fuentedeprrafopredeter2"/>
@@ -474,6 +483,7 @@
         </w:rPr>
         <w:t>N°</w:t>
       </w:r>
+      <w:proofErr w:type="spellEnd"/>
       <w:r>
         <w:rPr>
           <w:rStyle w:val="Fuentedeprrafopredeter2"/>
@@ -548,7 +558,33 @@
           <w:szCs w:val="22"/>
           <w:shd w:val="clear" w:color="auto" w:fill="FFFFFF"/>
         </w:rPr>
-        <w:t xml:space="preserve"> DEL REGISTRO DE PERSONAS JURIDICAS DE LA ZONA REGISTRAL N° V - SEDE TRUJILLO, OFICINA REGISTRAL DE TRUJILLO</w:t>
+        <w:t xml:space="preserve"> DEL REGISTRO DE PERSONAS JURIDICAS DE LA ZONA REGISTRAL </w:t>
+      </w:r>
+      <w:proofErr w:type="spellStart"/>
+      <w:r>
+        <w:rPr>
+          <w:rStyle w:val="Fuentedeprrafopredeter2"/>
+          <w:rFonts w:ascii="Gadugi" w:eastAsia="Times New Roman" w:hAnsi="Gadugi" w:cs="Calibri"/>
+          <w:caps/>
+          <w:spacing w:val="-3"/>
+          <w:sz w:val="22"/>
+          <w:szCs w:val="22"/>
+          <w:shd w:val="clear" w:color="auto" w:fill="FFFFFF"/>
+        </w:rPr>
+        <w:t>N°</w:t>
+      </w:r>
+      <w:proofErr w:type="spellEnd"/>
+      <w:r>
+        <w:rPr>
+          <w:rStyle w:val="Fuentedeprrafopredeter2"/>
+          <w:rFonts w:ascii="Gadugi" w:eastAsia="Times New Roman" w:hAnsi="Gadugi" w:cs="Calibri"/>
+          <w:caps/>
+          <w:spacing w:val="-3"/>
+          <w:sz w:val="22"/>
+          <w:szCs w:val="22"/>
+          <w:shd w:val="clear" w:color="auto" w:fill="FFFFFF"/>
+        </w:rPr>
+        <w:t xml:space="preserve"> V - SEDE TRUJILLO, OFICINA REGISTRAL DE TRUJILLO</w:t>
       </w:r>
       <w:r>
         <w:rPr>
@@ -664,6 +700,7 @@
         </w:rPr>
         <w:t xml:space="preserve"> CON DNI </w:t>
       </w:r>
+      <w:proofErr w:type="spellStart"/>
       <w:r>
         <w:rPr>
           <w:rFonts w:ascii="Gadugi" w:eastAsia="Times New Roman" w:hAnsi="Gadugi" w:cs="Times New Roman"/>
@@ -675,6 +712,7 @@
         </w:rPr>
         <w:t>N°</w:t>
       </w:r>
+      <w:proofErr w:type="spellEnd"/>
       <w:r>
         <w:rPr>
           <w:rFonts w:ascii="Gadugi" w:eastAsia="Times New Roman" w:hAnsi="Gadugi" w:cs="Times New Roman"/>
@@ -837,19 +875,6 @@
         <w:t>»</w:t>
       </w:r>
       <w:bookmarkEnd w:id="0"/>
-      <w:r>
-        <w:rPr>
-          <w:rFonts w:ascii="Gadugi" w:eastAsia="Times New Roman" w:hAnsi="Gadugi" w:cs="Times New Roman"/>
-          <w:b/>
-          <w:bCs/>
-          <w:color w:val="auto"/>
-          <w:kern w:val="0"/>
-          <w:sz w:val="22"/>
-          <w:szCs w:val="22"/>
-          <w:lang w:val="es-PE" w:eastAsia="es-PE" w:bidi="ar-SA"/>
-        </w:rPr>
-        <w:t xml:space="preserve"> </w:t>
-      </w:r>
       <w:r>
         <w:rPr>
           <w:rFonts w:ascii="Gadugi" w:eastAsia="Times New Roman" w:hAnsi="Gadugi" w:cs="Times New Roman"/>
@@ -933,6 +958,7 @@
         </w:rPr>
         <w:t xml:space="preserve">LA PROMITENTE VENDEDORA DECLARA QUE MEDIANTE ESCRITURA PÚBLICA </w:t>
       </w:r>
+      <w:proofErr w:type="spellStart"/>
       <w:r>
         <w:rPr>
           <w:rFonts w:ascii="Gadugi" w:eastAsia="Times New Roman" w:hAnsi="Gadugi" w:cs="Times New Roman"/>
@@ -944,6 +970,7 @@
         </w:rPr>
         <w:t>N°</w:t>
       </w:r>
+      <w:proofErr w:type="spellEnd"/>
       <w:r>
         <w:rPr>
           <w:rFonts w:ascii="Gadugi" w:eastAsia="Times New Roman" w:hAnsi="Gadugi" w:cs="Times New Roman"/>
@@ -1068,6 +1095,7 @@
         </w:rPr>
         <w:t xml:space="preserve">, INSCRITO EN LA PARTIDA ELECTRÓNICA </w:t>
       </w:r>
+      <w:proofErr w:type="spellStart"/>
       <w:r>
         <w:rPr>
           <w:rFonts w:ascii="Gadugi" w:eastAsia="Times New Roman" w:hAnsi="Gadugi" w:cs="Times New Roman"/>
@@ -1079,6 +1107,7 @@
         </w:rPr>
         <w:t>N°</w:t>
       </w:r>
+      <w:proofErr w:type="spellEnd"/>
       <w:r>
         <w:rPr>
           <w:rFonts w:ascii="Gadugi" w:eastAsia="Times New Roman" w:hAnsi="Gadugi" w:cs="Times New Roman"/>
@@ -1114,6 +1143,7 @@
         </w:rPr>
         <w:t xml:space="preserve"> DEL REGISTRO DE PREDIOS DE LA ZONA REGISTRAL </w:t>
       </w:r>
+      <w:proofErr w:type="spellStart"/>
       <w:r>
         <w:rPr>
           <w:rFonts w:ascii="Gadugi" w:eastAsia="Times New Roman" w:hAnsi="Gadugi" w:cs="Times New Roman"/>
@@ -1125,6 +1155,7 @@
         </w:rPr>
         <w:t>N°</w:t>
       </w:r>
+      <w:proofErr w:type="spellEnd"/>
       <w:r>
         <w:rPr>
           <w:rFonts w:ascii="Gadugi" w:eastAsia="Times New Roman" w:hAnsi="Gadugi" w:cs="Times New Roman"/>
